--- a/ECM3401 activity_log_form.docx
+++ b/ECM3401 activity_log_form.docx
@@ -321,10 +321,10 @@
         <w:tblLook w:val="04A0" w:firstRow="1" w:lastRow="0" w:firstColumn="1" w:lastColumn="0" w:noHBand="0" w:noVBand="1"/>
       </w:tblPr>
       <w:tblGrid>
-        <w:gridCol w:w="819"/>
-        <w:gridCol w:w="2452"/>
-        <w:gridCol w:w="3016"/>
-        <w:gridCol w:w="3049"/>
+        <w:gridCol w:w="1128"/>
+        <w:gridCol w:w="2363"/>
+        <w:gridCol w:w="2893"/>
+        <w:gridCol w:w="2952"/>
       </w:tblGrid>
       <w:tr>
         <w:tc>
@@ -507,6 +507,9 @@
               <w:spacing w:after="331" w:line="259" w:lineRule="auto"/>
               <w:ind w:left="0" w:firstLine="0"/>
             </w:pPr>
+            <w:r>
+              <w:t>29/09/2025</w:t>
+            </w:r>
           </w:p>
         </w:tc>
         <w:tc>
@@ -525,8 +528,27 @@
                 <w:tab w:val="center" w:pos="4324"/>
               </w:tabs>
               <w:spacing w:after="331" w:line="259" w:lineRule="auto"/>
-              <w:ind w:left="0" w:firstLine="0"/>
-            </w:pPr>
+            </w:pPr>
+            <w:r>
+              <w:t>Research into hyper-heuristics</w:t>
+            </w:r>
+          </w:p>
+          <w:p>
+            <w:pPr>
+              <w:pBdr>
+                <w:top w:val="none" w:sz="0" w:space="0" w:color="auto"/>
+                <w:left w:val="none" w:sz="0" w:space="0" w:color="auto"/>
+                <w:bottom w:val="none" w:sz="0" w:space="0" w:color="auto"/>
+                <w:right w:val="none" w:sz="0" w:space="0" w:color="auto"/>
+              </w:pBdr>
+              <w:tabs>
+                <w:tab w:val="center" w:pos="4324"/>
+              </w:tabs>
+              <w:spacing w:after="331" w:line="259" w:lineRule="auto"/>
+            </w:pPr>
+            <w:r>
+              <w:t>Gather more papers for literature review</w:t>
+            </w:r>
           </w:p>
         </w:tc>
         <w:tc>
@@ -547,6 +569,9 @@
               <w:spacing w:after="331" w:line="259" w:lineRule="auto"/>
               <w:ind w:left="0" w:firstLine="0"/>
             </w:pPr>
+            <w:r>
+              <w:t>Found more resources that I could incorporate into my literature review</w:t>
+            </w:r>
           </w:p>
         </w:tc>
         <w:tc>
@@ -567,6 +592,9 @@
               <w:spacing w:after="331" w:line="259" w:lineRule="auto"/>
               <w:ind w:left="0" w:firstLine="0"/>
             </w:pPr>
+            <w:r>
+              <w:t>Continue doing research into the main project</w:t>
+            </w:r>
           </w:p>
         </w:tc>
       </w:tr>
@@ -589,6 +617,9 @@
               <w:spacing w:after="331" w:line="259" w:lineRule="auto"/>
               <w:ind w:left="0" w:firstLine="0"/>
             </w:pPr>
+            <w:r>
+              <w:t>06/10/2025</w:t>
+            </w:r>
           </w:p>
         </w:tc>
         <w:tc>
@@ -609,6 +640,27 @@
               <w:spacing w:after="331" w:line="259" w:lineRule="auto"/>
               <w:ind w:left="0" w:firstLine="0"/>
             </w:pPr>
+            <w:r>
+              <w:t>Start on Literature Review</w:t>
+            </w:r>
+          </w:p>
+          <w:p>
+            <w:pPr>
+              <w:pBdr>
+                <w:top w:val="none" w:sz="0" w:space="0" w:color="auto"/>
+                <w:left w:val="none" w:sz="0" w:space="0" w:color="auto"/>
+                <w:bottom w:val="none" w:sz="0" w:space="0" w:color="auto"/>
+                <w:right w:val="none" w:sz="0" w:space="0" w:color="auto"/>
+              </w:pBdr>
+              <w:tabs>
+                <w:tab w:val="center" w:pos="4324"/>
+              </w:tabs>
+              <w:spacing w:after="331" w:line="259" w:lineRule="auto"/>
+              <w:ind w:left="0" w:firstLine="0"/>
+            </w:pPr>
+            <w:r>
+              <w:t>Start on designing the project</w:t>
+            </w:r>
           </w:p>
         </w:tc>
         <w:tc>
@@ -629,6 +681,27 @@
               <w:spacing w:after="331" w:line="259" w:lineRule="auto"/>
               <w:ind w:left="0" w:firstLine="0"/>
             </w:pPr>
+            <w:r>
+              <w:t>Did a bit more research into the topics that I could incorporate the Literature Review</w:t>
+            </w:r>
+          </w:p>
+          <w:p>
+            <w:pPr>
+              <w:pBdr>
+                <w:top w:val="none" w:sz="0" w:space="0" w:color="auto"/>
+                <w:left w:val="none" w:sz="0" w:space="0" w:color="auto"/>
+                <w:bottom w:val="none" w:sz="0" w:space="0" w:color="auto"/>
+                <w:right w:val="none" w:sz="0" w:space="0" w:color="auto"/>
+              </w:pBdr>
+              <w:tabs>
+                <w:tab w:val="center" w:pos="4324"/>
+              </w:tabs>
+              <w:spacing w:after="331" w:line="259" w:lineRule="auto"/>
+              <w:ind w:left="0" w:firstLine="0"/>
+            </w:pPr>
+            <w:r>
+              <w:t xml:space="preserve">Haven’t started on the project due to overwhelming </w:t>
+            </w:r>
           </w:p>
         </w:tc>
         <w:tc>
@@ -671,6 +744,9 @@
               <w:spacing w:after="331" w:line="259" w:lineRule="auto"/>
               <w:ind w:left="0" w:firstLine="0"/>
             </w:pPr>
+            <w:r>
+              <w:t>13/10/2025</w:t>
+            </w:r>
           </w:p>
         </w:tc>
         <w:tc>
@@ -691,6 +767,27 @@
               <w:spacing w:after="331" w:line="259" w:lineRule="auto"/>
               <w:ind w:left="0" w:firstLine="0"/>
             </w:pPr>
+            <w:r>
+              <w:t>Focus more heavily on the Nature-Inspired coursework</w:t>
+            </w:r>
+          </w:p>
+          <w:p>
+            <w:pPr>
+              <w:pBdr>
+                <w:top w:val="none" w:sz="0" w:space="0" w:color="auto"/>
+                <w:left w:val="none" w:sz="0" w:space="0" w:color="auto"/>
+                <w:bottom w:val="none" w:sz="0" w:space="0" w:color="auto"/>
+                <w:right w:val="none" w:sz="0" w:space="0" w:color="auto"/>
+              </w:pBdr>
+              <w:tabs>
+                <w:tab w:val="center" w:pos="4324"/>
+              </w:tabs>
+              <w:spacing w:after="331" w:line="259" w:lineRule="auto"/>
+              <w:ind w:left="0" w:firstLine="0"/>
+            </w:pPr>
+            <w:r>
+              <w:t>Then spend more time on the Literature Review</w:t>
+            </w:r>
           </w:p>
         </w:tc>
         <w:tc>
@@ -731,6 +828,9 @@
               <w:spacing w:after="331" w:line="259" w:lineRule="auto"/>
               <w:ind w:left="0" w:firstLine="0"/>
             </w:pPr>
+            <w:r>
+              <w:t>Need to put more time and work into the Literature Review so that it doesn’t fall behind</w:t>
+            </w:r>
           </w:p>
         </w:tc>
       </w:tr>
@@ -753,6 +853,9 @@
               <w:spacing w:after="331" w:line="259" w:lineRule="auto"/>
               <w:ind w:left="0" w:firstLine="0"/>
             </w:pPr>
+            <w:r>
+              <w:t>20/10/2025</w:t>
+            </w:r>
           </w:p>
         </w:tc>
         <w:tc>
@@ -1746,6 +1849,118 @@
 <file path=word/numbering.xml><?xml version="1.0" encoding="utf-8"?>
 <w:numbering xmlns:wpc="http://schemas.microsoft.com/office/word/2010/wordprocessingCanvas" xmlns:cx="http://schemas.microsoft.com/office/drawing/2014/chartex" xmlns:cx1="http://schemas.microsoft.com/office/drawing/2015/9/8/chartex" xmlns:cx2="http://schemas.microsoft.com/office/drawing/2015/10/21/chartex" xmlns:cx3="http://schemas.microsoft.com/office/drawing/2016/5/9/chartex" xmlns:cx4="http://schemas.microsoft.com/office/drawing/2016/5/10/chartex" xmlns:cx5="http://schemas.microsoft.com/office/drawing/2016/5/11/chartex" xmlns:cx6="http://schemas.microsoft.com/office/drawing/2016/5/12/chartex" xmlns:cx7="http://schemas.microsoft.com/office/drawing/2016/5/13/chartex" xmlns:cx8="http://schemas.microsoft.com/office/drawing/2016/5/14/chartex" xmlns:mc="http://schemas.openxmlformats.org/markup-compatibility/2006" xmlns:aink="http://schemas.microsoft.com/office/drawing/2016/ink" xmlns:am3d="http://schemas.microsoft.com/office/drawing/2017/model3d" xmlns:o="urn:schemas-microsoft-com:office:office" xmlns:oel="http://schemas.microsoft.com/office/2019/extlst" xmlns:r="http://schemas.openxmlformats.org/officeDocument/2006/relationships" xmlns:m="http://schemas.openxmlformats.org/officeDocument/2006/math" xmlns:v="urn:schemas-microsoft-com:vml" xmlns:wp14="http://schemas.microsoft.com/office/word/2010/wordprocessingDrawing" xmlns:wp="http://schemas.openxmlformats.org/drawingml/2006/wordprocessingDrawing" xmlns:w10="urn:schemas-microsoft-com:office:word" xmlns:w="http://schemas.openxmlformats.org/wordprocessingml/2006/main" xmlns:w14="http://schemas.microsoft.com/office/word/2010/wordml" xmlns:w15="http://schemas.microsoft.com/office/word/2012/wordml" xmlns:w16cex="http://schemas.microsoft.com/office/word/2018/wordml/cex" xmlns:w16cid="http://schemas.microsoft.com/office/word/2016/wordml/cid" xmlns:w16="http://schemas.microsoft.com/office/word/2018/wordml" xmlns:w16du="http://schemas.microsoft.com/office/word/2023/wordml/word16du" xmlns:w16sdtdh="http://schemas.microsoft.com/office/word/2020/wordml/sdtdatahash" xmlns:w16sdtfl="http://schemas.microsoft.com/office/word/2024/wordml/sdtformatlock" xmlns:w16se="http://schemas.microsoft.com/office/word/2015/wordml/symex" xmlns:wpg="http://schemas.microsoft.com/office/word/2010/wordprocessingGroup" xmlns:wpi="http://schemas.microsoft.com/office/word/2010/wordprocessingInk" xmlns:wne="http://schemas.microsoft.com/office/word/2006/wordml" xmlns:wps="http://schemas.microsoft.com/office/word/2010/wordprocessingShape" mc:Ignorable="w14 w15 w16se w16cid w16 w16cex w16sdtdh w16sdtfl w16du wp14">
   <w:abstractNum w:abstractNumId="0" w15:restartNumberingAfterBreak="0">
+    <w:nsid w:val="25C4076E"/>
+    <w:multiLevelType w:val="hybridMultilevel"/>
+    <w:tmpl w:val="28A83778"/>
+    <w:lvl w:ilvl="0" w:tplc="43520F74">
+      <w:numFmt w:val="bullet"/>
+      <w:lvlText w:val="-"/>
+      <w:lvlJc w:val="left"/>
+      <w:pPr>
+        <w:ind w:left="720" w:hanging="360"/>
+      </w:pPr>
+      <w:rPr>
+        <w:rFonts w:ascii="Times New Roman" w:eastAsia="Times New Roman" w:hAnsi="Times New Roman" w:cs="Times New Roman" w:hint="default"/>
+      </w:rPr>
+    </w:lvl>
+    <w:lvl w:ilvl="1" w:tplc="08090003" w:tentative="1">
+      <w:start w:val="1"/>
+      <w:numFmt w:val="bullet"/>
+      <w:lvlText w:val="o"/>
+      <w:lvlJc w:val="left"/>
+      <w:pPr>
+        <w:ind w:left="1440" w:hanging="360"/>
+      </w:pPr>
+      <w:rPr>
+        <w:rFonts w:ascii="Courier New" w:hAnsi="Courier New" w:cs="Courier New" w:hint="default"/>
+      </w:rPr>
+    </w:lvl>
+    <w:lvl w:ilvl="2" w:tplc="08090005" w:tentative="1">
+      <w:start w:val="1"/>
+      <w:numFmt w:val="bullet"/>
+      <w:lvlText w:val=""/>
+      <w:lvlJc w:val="left"/>
+      <w:pPr>
+        <w:ind w:left="2160" w:hanging="360"/>
+      </w:pPr>
+      <w:rPr>
+        <w:rFonts w:ascii="Wingdings" w:hAnsi="Wingdings" w:hint="default"/>
+      </w:rPr>
+    </w:lvl>
+    <w:lvl w:ilvl="3" w:tplc="08090001" w:tentative="1">
+      <w:start w:val="1"/>
+      <w:numFmt w:val="bullet"/>
+      <w:lvlText w:val=""/>
+      <w:lvlJc w:val="left"/>
+      <w:pPr>
+        <w:ind w:left="2880" w:hanging="360"/>
+      </w:pPr>
+      <w:rPr>
+        <w:rFonts w:ascii="Symbol" w:hAnsi="Symbol" w:hint="default"/>
+      </w:rPr>
+    </w:lvl>
+    <w:lvl w:ilvl="4" w:tplc="08090003" w:tentative="1">
+      <w:start w:val="1"/>
+      <w:numFmt w:val="bullet"/>
+      <w:lvlText w:val="o"/>
+      <w:lvlJc w:val="left"/>
+      <w:pPr>
+        <w:ind w:left="3600" w:hanging="360"/>
+      </w:pPr>
+      <w:rPr>
+        <w:rFonts w:ascii="Courier New" w:hAnsi="Courier New" w:cs="Courier New" w:hint="default"/>
+      </w:rPr>
+    </w:lvl>
+    <w:lvl w:ilvl="5" w:tplc="08090005" w:tentative="1">
+      <w:start w:val="1"/>
+      <w:numFmt w:val="bullet"/>
+      <w:lvlText w:val=""/>
+      <w:lvlJc w:val="left"/>
+      <w:pPr>
+        <w:ind w:left="4320" w:hanging="360"/>
+      </w:pPr>
+      <w:rPr>
+        <w:rFonts w:ascii="Wingdings" w:hAnsi="Wingdings" w:hint="default"/>
+      </w:rPr>
+    </w:lvl>
+    <w:lvl w:ilvl="6" w:tplc="08090001" w:tentative="1">
+      <w:start w:val="1"/>
+      <w:numFmt w:val="bullet"/>
+      <w:lvlText w:val=""/>
+      <w:lvlJc w:val="left"/>
+      <w:pPr>
+        <w:ind w:left="5040" w:hanging="360"/>
+      </w:pPr>
+      <w:rPr>
+        <w:rFonts w:ascii="Symbol" w:hAnsi="Symbol" w:hint="default"/>
+      </w:rPr>
+    </w:lvl>
+    <w:lvl w:ilvl="7" w:tplc="08090003" w:tentative="1">
+      <w:start w:val="1"/>
+      <w:numFmt w:val="bullet"/>
+      <w:lvlText w:val="o"/>
+      <w:lvlJc w:val="left"/>
+      <w:pPr>
+        <w:ind w:left="5760" w:hanging="360"/>
+      </w:pPr>
+      <w:rPr>
+        <w:rFonts w:ascii="Courier New" w:hAnsi="Courier New" w:cs="Courier New" w:hint="default"/>
+      </w:rPr>
+    </w:lvl>
+    <w:lvl w:ilvl="8" w:tplc="08090005" w:tentative="1">
+      <w:start w:val="1"/>
+      <w:numFmt w:val="bullet"/>
+      <w:lvlText w:val=""/>
+      <w:lvlJc w:val="left"/>
+      <w:pPr>
+        <w:ind w:left="6480" w:hanging="360"/>
+      </w:pPr>
+      <w:rPr>
+        <w:rFonts w:ascii="Wingdings" w:hAnsi="Wingdings" w:hint="default"/>
+      </w:rPr>
+    </w:lvl>
+  </w:abstractNum>
+  <w:abstractNum w:abstractNumId="1" w15:restartNumberingAfterBreak="0">
     <w:nsid w:val="408459B1"/>
     <w:multiLevelType w:val="hybridMultilevel"/>
     <w:tmpl w:val="426E0BF4"/>
@@ -1958,6 +2173,9 @@
     </w:lvl>
   </w:abstractNum>
   <w:num w:numId="1" w16cid:durableId="1831553965">
+    <w:abstractNumId w:val="1"/>
+  </w:num>
+  <w:num w:numId="2" w16cid:durableId="1740131380">
     <w:abstractNumId w:val="0"/>
   </w:num>
 </w:numbering>
@@ -2427,6 +2645,17 @@
       </w:tblBorders>
     </w:tblPr>
   </w:style>
+  <w:style w:type="paragraph" w:styleId="ListParagraph">
+    <w:name w:val="List Paragraph"/>
+    <w:basedOn w:val="Normal"/>
+    <w:uiPriority w:val="34"/>
+    <w:qFormat/>
+    <w:rsid w:val="00D1121D"/>
+    <w:pPr>
+      <w:ind w:left="720"/>
+      <w:contextualSpacing/>
+    </w:pPr>
+  </w:style>
 </w:styles>
 </file>
 
